--- a/docs/authority/mvp16/4_MVP16_STATE_EVENT_MATRIX.docx
+++ b/docs/authority/mvp16/4_MVP16_STATE_EVENT_MATRIX.docx
@@ -36498,7 +36498,7 @@
           </w:tcPr>
           <w:p>
             <w:r>
-              <w:t>нет pending action</w:t>
+              <w:t>active Incoming Ban unprocessed; owner=actor; нет pending OVERBOARD; Ban not terminal</w:t>
             </w:r>
           </w:p>
         </w:tc>
